--- a/Documents/Anchana_Prabakaran_Resume.docx
+++ b/Documents/Anchana_Prabakaran_Resume.docx
@@ -459,7 +459,6 @@
         <w:tblCellMar>
           <w:top w:w="99" w:type="dxa"/>
           <w:left w:w="79" w:type="dxa"/>
-          <w:bottom w:w="0" w:type="dxa"/>
           <w:right w:w="115" w:type="dxa"/>
         </w:tblCellMar>
         <w:tblLook w:val="04A0" w:firstRow="1" w:lastRow="0" w:firstColumn="1" w:lastColumn="0" w:noHBand="0" w:noVBand="1"/>
@@ -606,7 +605,6 @@
       <w:pPr>
         <w:spacing w:after="100" w:line="259" w:lineRule="auto"/>
         <w:ind w:left="0" w:right="526" w:firstLine="0"/>
-        <w:jc w:val="center"/>
       </w:pPr>
       <w:r>
         <w:rPr>
@@ -1000,10 +998,17 @@
     </w:p>
     <w:p>
       <w:pPr>
+        <w:spacing w:after="112"/>
+        <w:ind w:left="465" w:firstLine="0"/>
+      </w:pPr>
+    </w:p>
+    <w:p>
+      <w:pPr>
         <w:pStyle w:val="Heading2"/>
         <w:ind w:left="-5"/>
       </w:pPr>
       <w:r>
+        <w:lastRenderedPageBreak/>
         <w:t>Project 3: ETL Pipeline Development &amp; DBT Deployment on Azure DevOps</w:t>
       </w:r>
       <w:r>
@@ -1035,7 +1040,6 @@
         <w:ind w:hanging="240"/>
       </w:pPr>
       <w:r>
-        <w:lastRenderedPageBreak/>
         <w:t>Packaged and deployed ETL scripts as DBT (Data Build Tool) models through Azure DevOps CI/CD pipelines.</w:t>
       </w:r>
     </w:p>
@@ -1189,8 +1193,6 @@
         <w:tblInd w:w="0" w:type="dxa"/>
         <w:tblCellMar>
           <w:top w:w="99" w:type="dxa"/>
-          <w:left w:w="0" w:type="dxa"/>
-          <w:bottom w:w="0" w:type="dxa"/>
           <w:right w:w="115" w:type="dxa"/>
         </w:tblCellMar>
         <w:tblLook w:val="04A0" w:firstRow="1" w:lastRow="0" w:firstColumn="1" w:lastColumn="0" w:noHBand="0" w:noVBand="1"/>
